--- a/content-src/docx/O G 2010 04 23 Peter Porter.docx
+++ b/content-src/docx/O G 2010 04 23 Peter Porter.docx
@@ -19,7 +19,7 @@
     </w:p>
     <w:p>
       <w:r>
-        <w:t xml:space="preserve">&lt;category&gt;poetry&lt;/category&gt;</w:t>
+        <w:t xml:space="preserve">&lt;category&gt;poetry, obituary&lt;/category&gt;</w:t>
       </w:r>
     </w:p>
     <w:p>

--- a/content-src/docx/O G 2010 04 23 Peter Porter.docx
+++ b/content-src/docx/O G 2010 04 23 Peter Porter.docx
@@ -64,7 +64,7 @@
     </w:p>
     <w:p>
       <w:r>
-        <w:t xml:space="preserve">Over the years, his sense of nationality gradually changed. “I haven’t an atom / in my body which I brought to Europe / in 1951,” he once wrote, and, in The Last of England, in 1970, he made a definite statement: “I have made a conscious decision to change myself from an Australian into a modern Englishman ... I am saying farewell to my past and the country my family went to in the middle of last century.” Much later, he would remark that “I sometimes think that I belong to the most notorious nationalist country; the country of ‘me’, so patriotism and allegiances are small matters in comparison with my egotism.”</w:t>
+        <w:t xml:space="preserve">Over the years, his sense of nationality gradually changed. “I haven’t an atom / in my body which I brought to Europe / in 1951,” he once wrote, and, in The Last of England, in 1970, he made a definite statement: “I have made a conscious decision to change myself from an Australian into a modern Englishman… I am saying farewell to my past and the country my family went to in the middle of last century.” Much later, he would remark that “I sometimes think that I belong to the most notorious nationalist country; the country of ‘me’, so patriotism and allegiances are small matters in comparison with my egotism.”</w:t>
       </w:r>
     </w:p>
     <w:p>
@@ -74,7 +74,7 @@
     </w:p>
     <w:p>
       <w:r>
-        <w:t xml:space="preserve">The publication of his Collected Poems demonstrated both the breadth of his achievements and their variety. George Szirtes called attention to that range: “All the apparatus of high culture ... cats, popes, domestic sorrow, Auden, money, conspiracies, torture chambers, concentration camps, consumer goods, sex, domesticity, agents of political oppression, seediness, dreams of welfare state Britain, corrupt institutions, great tracts of Shakespeare, the Bible and big encyclopedias, the chatter of history and the chatter of the chattering classes.”</w:t>
+        <w:t xml:space="preserve">The publication of his Collected Poems demonstrated both the breadth of his achievements and their variety. George Szirtes called attention to that range: “All the apparatus of high culture… cats, popes, domestic sorrow, Auden, money, conspiracies, torture chambers, concentration camps, consumer goods, sex, domesticity, agents of political oppression, seediness, dreams of welfare state Britain, corrupt institutions, great tracts of Shakespeare, the Bible and big encyclopedias, the chatter of history and the chatter of the chattering classes.”</w:t>
       </w:r>
     </w:p>
     <w:p>
@@ -84,7 +84,7 @@
     </w:p>
     <w:p>
       <w:r>
-        <w:t xml:space="preserve">Porter, in the Collected Poems, wittily acknowledged the receipt of a grant, for which, at the age of 70, “I am especially grateful ... at such a crucial stage in my career as a writer”. He had received awards and prizes throughout, among them the 1983 Duff Cooper memorial prize; the 1988 Whitbread poetry award (for The Automatic Oracle); the 2002 Forward prize, for Max Is Missing; and a Queen’s gold medal for poetry in 2002.He was honoured in Australia too. In 1998 he received an emeritus award of A$30,000 from the country of his birth. Porter published two further volumes: Afterburner (2004), whose post-meteoric title wryly acknowledged his advanced years; and Better Than God (2009).</w:t>
+        <w:t xml:space="preserve">Porter, in the Collected Poems, wittily acknowledged the receipt of a grant, for which, at the age of 70, “I am especially grateful… at such a crucial stage in my career as a writer”. He had received awards and prizes throughout, among them the 1983 Duff Cooper memorial prize; the 1988 Whitbread poetry award (for The Automatic Oracle); the 2002 Forward prize, for Max Is Missing; and a Queen’s gold medal for poetry in 2002.He was honoured in Australia too. In 1998 he received an emeritus award of A$30,000 from the country of his birth. Porter published two further volumes: Afterburner (2004), whose post-meteoric title wryly acknowledged his advanced years; and Better Than God (2009).</w:t>
       </w:r>
     </w:p>
     <w:p>
@@ -94,7 +94,7 @@
     </w:p>
     <w:p>
       <w:r>
-        <w:t xml:space="preserve">“What I have written, I have written, and I do the best I can,” he wrote in his late 60s. “But I don’t think of poetry as an exalted calling, as some poets do. I love music so much that, in poetry, I’m always looking for an authority in language that is not wholly dependent on meaning. I want meaning to be elsewhere. But that authority, of course, cannot be found ... I am a baffled realist, frustrated formalist and superstitious humanist. If there is a message in my poetry, it is that human dilemmas are constant, evil exists alongside some manifestations of good, and that one must write out of all aspects of life as one encounters it.”</w:t>
+        <w:t xml:space="preserve">“What I have written, I have written, and I do the best I can,” he wrote in his late 60s. “But I don’t think of poetry as an exalted calling, as some poets do. I love music so much that, in poetry, I’m always looking for an authority in language that is not wholly dependent on meaning. I want meaning to be elsewhere. But that authority, of course, cannot be found… I am a baffled realist, frustrated formalist and superstitious humanist. If there is a message in my poetry, it is that human dilemmas are constant, evil exists alongside some manifestations of good, and that one must write out of all aspects of life as one encounters it.”</w:t>
       </w:r>
     </w:p>
     <w:p>
